--- a/USER_GUIDE.docx
+++ b/USER_GUIDE.docx
@@ -2,7 +2,7 @@
 <file path=word/document.xml><?xml version="1.0" encoding="utf-8"?>
 <w:document xmlns:w="http://schemas.openxmlformats.org/wordprocessingml/2006/main" xmlns:m="http://schemas.openxmlformats.org/officeDocument/2006/math" xmlns:r="http://schemas.openxmlformats.org/officeDocument/2006/relationships" xmlns:o="urn:schemas-microsoft-com:office:office" xmlns:v="urn:schemas-microsoft-com:vml" xmlns:w10="urn:schemas-microsoft-com:office:word" xmlns:a="http://schemas.openxmlformats.org/drawingml/2006/main" xmlns:pic="http://schemas.openxmlformats.org/drawingml/2006/picture" xmlns:wp="http://schemas.openxmlformats.org/drawingml/2006/wordprocessingDrawing">
   <w:body>
-    <w:bookmarkStart w:id="38" w:name="user-guide-time-tracking"/>
+    <w:bookmarkStart w:id="39" w:name="user-guide-time-tracking"/>
     <w:p>
       <w:pPr>
         <w:pStyle w:val="Heading1"/>
@@ -1047,7 +1047,7 @@
       </w:r>
     </w:p>
     <w:bookmarkEnd w:id="23"/>
-    <w:bookmarkStart w:id="30" w:name="recording-time-the-entry-form"/>
+    <w:bookmarkStart w:id="31" w:name="recording-time-the-entry-form"/>
     <w:p>
       <w:pPr>
         <w:pStyle w:val="Heading2"/>
@@ -2494,6 +2494,362 @@
         <w:t xml:space="preserve">(GoBD month-end closing).</w:t>
       </w:r>
     </w:p>
+    <w:bookmarkEnd w:id="29"/>
+    <w:bookmarkStart w:id="30" w:name="time-zone-for-colleagues-abroad"/>
+    <w:p>
+      <w:pPr>
+        <w:pStyle w:val="Heading3"/>
+      </w:pPr>
+      <w:r>
+        <w:t xml:space="preserve">Time zone 🌍 (for colleagues abroad)</w:t>
+      </w:r>
+    </w:p>
+    <w:p>
+      <w:pPr>
+        <w:pStyle w:val="FirstParagraph"/>
+      </w:pPr>
+      <w:r>
+        <w:t xml:space="preserve">The app uses</w:t>
+      </w:r>
+      <w:r>
+        <w:t xml:space="preserve"> </w:t>
+      </w:r>
+      <w:r>
+        <w:rPr>
+          <w:bCs/>
+          <w:b/>
+        </w:rPr>
+        <w:t xml:space="preserve">your local time zone</w:t>
+      </w:r>
+      <w:r>
+        <w:t xml:space="preserve">, not German time, to decide what</w:t>
+      </w:r>
+      <w:r>
+        <w:t xml:space="preserve"> </w:t>
+      </w:r>
+      <w:r>
+        <w:t xml:space="preserve">“</w:t>
+      </w:r>
+      <w:r>
+        <w:t xml:space="preserve">today</w:t>
+      </w:r>
+      <w:r>
+        <w:t xml:space="preserve">”</w:t>
+      </w:r>
+      <w:r>
+        <w:t xml:space="preserve"> </w:t>
+      </w:r>
+      <w:r>
+        <w:t xml:space="preserve">is.</w:t>
+      </w:r>
+    </w:p>
+    <w:p>
+      <w:pPr>
+        <w:numPr>
+          <w:ilvl w:val="0"/>
+          <w:numId w:val="1010"/>
+        </w:numPr>
+        <w:pStyle w:val="Compact"/>
+      </w:pPr>
+      <w:r>
+        <w:t xml:space="preserve">Click your</w:t>
+      </w:r>
+      <w:r>
+        <w:t xml:space="preserve"> </w:t>
+      </w:r>
+      <w:r>
+        <w:rPr>
+          <w:bCs/>
+          <w:b/>
+        </w:rPr>
+        <w:t xml:space="preserve">name / avatar</w:t>
+      </w:r>
+      <w:r>
+        <w:t xml:space="preserve"> </w:t>
+      </w:r>
+      <w:r>
+        <w:t xml:space="preserve">at the top right of the header.</w:t>
+      </w:r>
+    </w:p>
+    <w:p>
+      <w:pPr>
+        <w:numPr>
+          <w:ilvl w:val="0"/>
+          <w:numId w:val="1010"/>
+        </w:numPr>
+        <w:pStyle w:val="Compact"/>
+      </w:pPr>
+      <w:r>
+        <w:t xml:space="preserve">Under</w:t>
+      </w:r>
+      <w:r>
+        <w:t xml:space="preserve"> </w:t>
+      </w:r>
+      <w:r>
+        <w:rPr>
+          <w:bCs/>
+          <w:b/>
+        </w:rPr>
+        <w:t xml:space="preserve">“</w:t>
+      </w:r>
+      <w:r>
+        <w:rPr>
+          <w:bCs/>
+          <w:b/>
+        </w:rPr>
+        <w:t xml:space="preserve">Time zone</w:t>
+      </w:r>
+      <w:r>
+        <w:rPr>
+          <w:bCs/>
+          <w:b/>
+        </w:rPr>
+        <w:t xml:space="preserve">”</w:t>
+      </w:r>
+      <w:r>
+        <w:t xml:space="preserve">, keep</w:t>
+      </w:r>
+      <w:r>
+        <w:t xml:space="preserve"> </w:t>
+      </w:r>
+      <w:r>
+        <w:rPr>
+          <w:bCs/>
+          <w:b/>
+        </w:rPr>
+        <w:t xml:space="preserve">“</w:t>
+      </w:r>
+      <w:r>
+        <w:rPr>
+          <w:bCs/>
+          <w:b/>
+        </w:rPr>
+        <w:t xml:space="preserve">Automatic (device: …)</w:t>
+      </w:r>
+      <w:r>
+        <w:rPr>
+          <w:bCs/>
+          <w:b/>
+        </w:rPr>
+        <w:t xml:space="preserve">”</w:t>
+      </w:r>
+      <w:r>
+        <w:t xml:space="preserve"> </w:t>
+      </w:r>
+      <w:r>
+        <w:t xml:space="preserve">(recommended) or pick a specific zone, e.g. </w:t>
+      </w:r>
+      <w:r>
+        <w:rPr>
+          <w:iCs/>
+          <w:i/>
+        </w:rPr>
+        <w:t xml:space="preserve">America/Sao_Paulo</w:t>
+      </w:r>
+      <w:r>
+        <w:t xml:space="preserve">. The choice is saved in your profile straight away.</w:t>
+      </w:r>
+    </w:p>
+    <w:p>
+      <w:pPr>
+        <w:pStyle w:val="FirstParagraph"/>
+      </w:pPr>
+      <w:r>
+        <w:t xml:space="preserve">The time zone determines:</w:t>
+      </w:r>
+    </w:p>
+    <w:p>
+      <w:pPr>
+        <w:numPr>
+          <w:ilvl w:val="0"/>
+          <w:numId w:val="1011"/>
+        </w:numPr>
+        <w:pStyle w:val="Compact"/>
+      </w:pPr>
+      <w:r>
+        <w:t xml:space="preserve">the</w:t>
+      </w:r>
+      <w:r>
+        <w:t xml:space="preserve"> </w:t>
+      </w:r>
+      <w:r>
+        <w:rPr>
+          <w:bCs/>
+          <w:b/>
+        </w:rPr>
+        <w:t xml:space="preserve">default date</w:t>
+      </w:r>
+      <w:r>
+        <w:t xml:space="preserve"> </w:t>
+      </w:r>
+      <w:r>
+        <w:t xml:space="preserve">(</w:t>
+      </w:r>
+      <w:r>
+        <w:t xml:space="preserve">“</w:t>
+      </w:r>
+      <w:r>
+        <w:t xml:space="preserve">today</w:t>
+      </w:r>
+      <w:r>
+        <w:t xml:space="preserve">”</w:t>
+      </w:r>
+      <w:r>
+        <w:t xml:space="preserve">) in the form, the period presets and the summary cards,</w:t>
+      </w:r>
+    </w:p>
+    <w:p>
+      <w:pPr>
+        <w:numPr>
+          <w:ilvl w:val="0"/>
+          <w:numId w:val="1011"/>
+        </w:numPr>
+        <w:pStyle w:val="Compact"/>
+      </w:pPr>
+      <w:r>
+        <w:t xml:space="preserve">the</w:t>
+      </w:r>
+      <w:r>
+        <w:t xml:space="preserve"> </w:t>
+      </w:r>
+      <w:r>
+        <w:rPr>
+          <w:bCs/>
+          <w:b/>
+        </w:rPr>
+        <w:t xml:space="preserve">start and end times</w:t>
+      </w:r>
+      <w:r>
+        <w:t xml:space="preserve"> </w:t>
+      </w:r>
+      <w:r>
+        <w:t xml:space="preserve">booked by the stopwatch,</w:t>
+      </w:r>
+    </w:p>
+    <w:p>
+      <w:pPr>
+        <w:numPr>
+          <w:ilvl w:val="0"/>
+          <w:numId w:val="1011"/>
+        </w:numPr>
+        <w:pStyle w:val="Compact"/>
+      </w:pPr>
+      <w:r>
+        <w:t xml:space="preserve">the</w:t>
+      </w:r>
+      <w:r>
+        <w:t xml:space="preserve"> </w:t>
+      </w:r>
+      <w:r>
+        <w:rPr>
+          <w:bCs/>
+          <w:b/>
+        </w:rPr>
+        <w:t xml:space="preserve">future limit</w:t>
+      </w:r>
+      <w:r>
+        <w:t xml:space="preserve"> </w:t>
+      </w:r>
+      <w:r>
+        <w:t xml:space="preserve">(</w:t>
+      </w:r>
+      <w:r>
+        <w:t xml:space="preserve">“</w:t>
+      </w:r>
+      <w:r>
+        <w:t xml:space="preserve">end of next month</w:t>
+      </w:r>
+      <w:r>
+        <w:t xml:space="preserve">”</w:t>
+      </w:r>
+      <w:r>
+        <w:t xml:space="preserve"> </w:t>
+      </w:r>
+      <w:r>
+        <w:t xml:space="preserve">is counted from your local today).</w:t>
+      </w:r>
+    </w:p>
+    <w:p>
+      <w:pPr>
+        <w:numPr>
+          <w:ilvl w:val="0"/>
+          <w:numId w:val="1012"/>
+        </w:numPr>
+        <w:pStyle w:val="Compact"/>
+      </w:pPr>
+      <w:r>
+        <w:t xml:space="preserve">Times are saved exactly as you enter them (local wall-clock time, e.g. 09:00–17:00). They are</w:t>
+      </w:r>
+      <w:r>
+        <w:t xml:space="preserve"> </w:t>
+      </w:r>
+      <w:r>
+        <w:rPr>
+          <w:bCs/>
+          <w:b/>
+        </w:rPr>
+        <w:t xml:space="preserve">not</w:t>
+      </w:r>
+      <w:r>
+        <w:t xml:space="preserve"> </w:t>
+      </w:r>
+      <w:r>
+        <w:t xml:space="preserve">converted, so a colleague in Brazil sees and keeps their own times.</w:t>
+      </w:r>
+    </w:p>
+    <w:p>
+      <w:pPr>
+        <w:numPr>
+          <w:ilvl w:val="0"/>
+          <w:numId w:val="1012"/>
+        </w:numPr>
+        <w:pStyle w:val="Compact"/>
+      </w:pPr>
+      <w:r>
+        <w:t xml:space="preserve">When a project manager or admin books</w:t>
+      </w:r>
+      <w:r>
+        <w:t xml:space="preserve"> </w:t>
+      </w:r>
+      <w:r>
+        <w:rPr>
+          <w:bCs/>
+          <w:b/>
+        </w:rPr>
+        <w:t xml:space="preserve">for a colleague</w:t>
+      </w:r>
+      <w:r>
+        <w:t xml:space="preserve">, the</w:t>
+      </w:r>
+      <w:r>
+        <w:t xml:space="preserve"> </w:t>
+      </w:r>
+      <w:r>
+        <w:rPr>
+          <w:bCs/>
+          <w:b/>
+        </w:rPr>
+        <w:t xml:space="preserve">colleague’s</w:t>
+      </w:r>
+      <w:r>
+        <w:t xml:space="preserve"> </w:t>
+      </w:r>
+      <w:r>
+        <w:t xml:space="preserve">time zone applies.</w:t>
+      </w:r>
+    </w:p>
+    <w:p>
+      <w:pPr>
+        <w:numPr>
+          <w:ilvl w:val="0"/>
+          <w:numId w:val="1012"/>
+        </w:numPr>
+        <w:pStyle w:val="Compact"/>
+      </w:pPr>
+      <w:r>
+        <w:t xml:space="preserve">Without a profile setting, the device time zone is used, and Europe/Berlin is the fallback.</w:t>
+      </w:r>
+    </w:p>
     <w:p>
       <w:r>
         <w:pict>
@@ -2501,9 +2857,9 @@
         </w:pict>
       </w:r>
     </w:p>
-    <w:bookmarkEnd w:id="29"/>
     <w:bookmarkEnd w:id="30"/>
-    <w:bookmarkStart w:id="34" w:name="the-entry-list"/>
+    <w:bookmarkEnd w:id="31"/>
+    <w:bookmarkStart w:id="35" w:name="the-entry-list"/>
     <w:p>
       <w:pPr>
         <w:pStyle w:val="Heading2"/>
@@ -2512,7 +2868,7 @@
         <w:t xml:space="preserve">3. The entry list</w:t>
       </w:r>
     </w:p>
-    <w:bookmarkStart w:id="31" w:name="filter-bar"/>
+    <w:bookmarkStart w:id="32" w:name="filter-bar"/>
     <w:p>
       <w:pPr>
         <w:pStyle w:val="Heading3"/>
@@ -2818,8 +3174,8 @@
         <w:t xml:space="preserve">The summary cards follow the period (and, for privileged roles, the employee) chosen here.</w:t>
       </w:r>
     </w:p>
-    <w:bookmarkEnd w:id="31"/>
-    <w:bookmarkStart w:id="32" w:name="list"/>
+    <w:bookmarkEnd w:id="32"/>
+    <w:bookmarkStart w:id="33" w:name="list"/>
     <w:p>
       <w:pPr>
         <w:pStyle w:val="Heading3"/>
@@ -2832,7 +3188,7 @@
       <w:pPr>
         <w:numPr>
           <w:ilvl w:val="0"/>
-          <w:numId w:val="1010"/>
+          <w:numId w:val="1013"/>
         </w:numPr>
         <w:pStyle w:val="Compact"/>
       </w:pPr>
@@ -2886,7 +3242,7 @@
       <w:pPr>
         <w:numPr>
           <w:ilvl w:val="0"/>
-          <w:numId w:val="1010"/>
+          <w:numId w:val="1013"/>
         </w:numPr>
         <w:pStyle w:val="Compact"/>
       </w:pPr>
@@ -2965,7 +3321,7 @@
       <w:pPr>
         <w:numPr>
           <w:ilvl w:val="0"/>
-          <w:numId w:val="1010"/>
+          <w:numId w:val="1013"/>
         </w:numPr>
         <w:pStyle w:val="Compact"/>
       </w:pPr>
@@ -3071,7 +3427,7 @@
       <w:pPr>
         <w:numPr>
           <w:ilvl w:val="0"/>
-          <w:numId w:val="1010"/>
+          <w:numId w:val="1013"/>
         </w:numPr>
         <w:pStyle w:val="Compact"/>
       </w:pPr>
@@ -3147,7 +3503,7 @@
       <w:pPr>
         <w:numPr>
           <w:ilvl w:val="0"/>
-          <w:numId w:val="1010"/>
+          <w:numId w:val="1013"/>
         </w:numPr>
         <w:pStyle w:val="Compact"/>
       </w:pPr>
@@ -3169,7 +3525,7 @@
       <w:pPr>
         <w:numPr>
           <w:ilvl w:val="0"/>
-          <w:numId w:val="1010"/>
+          <w:numId w:val="1013"/>
         </w:numPr>
         <w:pStyle w:val="Compact"/>
       </w:pPr>
@@ -3211,8 +3567,8 @@
         <w:t xml:space="preserve">cannot be changed or deleted. An error message explains why. All corrections are recorded in the GoBD audit log.</w:t>
       </w:r>
     </w:p>
-    <w:bookmarkEnd w:id="32"/>
-    <w:bookmarkStart w:id="33" w:name="X0ce142f75c76eaf499141ea27965c11ee5c1f22"/>
+    <w:bookmarkEnd w:id="33"/>
+    <w:bookmarkStart w:id="34" w:name="X0ce142f75c76eaf499141ea27965c11ee5c1f22"/>
     <w:p>
       <w:pPr>
         <w:pStyle w:val="Heading3"/>
@@ -3284,9 +3640,9 @@
         </w:pict>
       </w:r>
     </w:p>
-    <w:bookmarkEnd w:id="33"/>
     <w:bookmarkEnd w:id="34"/>
-    <w:bookmarkStart w:id="36" w:name="who-sees-what"/>
+    <w:bookmarkEnd w:id="35"/>
+    <w:bookmarkStart w:id="37" w:name="who-sees-what"/>
     <w:p>
       <w:pPr>
         <w:pStyle w:val="Heading2"/>
@@ -3860,7 +4216,7 @@
         </w:tc>
       </w:tr>
     </w:tbl>
-    <w:bookmarkStart w:id="35" w:name="Xb9e531040e6c5d7052005b9f396c62eb8b1778a"/>
+    <w:bookmarkStart w:id="36" w:name="Xb9e531040e6c5d7052005b9f396c62eb8b1778a"/>
     <w:p>
       <w:pPr>
         <w:pStyle w:val="Heading3"/>
@@ -3873,7 +4229,7 @@
       <w:pPr>
         <w:numPr>
           <w:ilvl w:val="0"/>
-          <w:numId w:val="1011"/>
+          <w:numId w:val="1014"/>
         </w:numPr>
         <w:pStyle w:val="Compact"/>
       </w:pPr>
@@ -3939,7 +4295,7 @@
       <w:pPr>
         <w:numPr>
           <w:ilvl w:val="0"/>
-          <w:numId w:val="1011"/>
+          <w:numId w:val="1014"/>
         </w:numPr>
         <w:pStyle w:val="Compact"/>
       </w:pPr>
@@ -3983,7 +4339,7 @@
       <w:pPr>
         <w:numPr>
           <w:ilvl w:val="0"/>
-          <w:numId w:val="1011"/>
+          <w:numId w:val="1014"/>
         </w:numPr>
         <w:pStyle w:val="Compact"/>
       </w:pPr>
@@ -4006,9 +4362,9 @@
         </w:pict>
       </w:r>
     </w:p>
-    <w:bookmarkEnd w:id="35"/>
     <w:bookmarkEnd w:id="36"/>
-    <w:bookmarkStart w:id="37" w:name="frequently-asked-questions"/>
+    <w:bookmarkEnd w:id="37"/>
+    <w:bookmarkStart w:id="38" w:name="frequently-asked-questions"/>
     <w:p>
       <w:pPr>
         <w:pStyle w:val="Heading2"/>
@@ -4021,7 +4377,7 @@
       <w:pPr>
         <w:numPr>
           <w:ilvl w:val="0"/>
-          <w:numId w:val="1012"/>
+          <w:numId w:val="1015"/>
         </w:numPr>
         <w:pStyle w:val="Compact"/>
       </w:pPr>
@@ -4043,7 +4399,7 @@
       <w:pPr>
         <w:numPr>
           <w:ilvl w:val="0"/>
-          <w:numId w:val="1012"/>
+          <w:numId w:val="1015"/>
         </w:numPr>
         <w:pStyle w:val="Compact"/>
       </w:pPr>
@@ -4095,7 +4451,7 @@
       <w:pPr>
         <w:numPr>
           <w:ilvl w:val="0"/>
-          <w:numId w:val="1012"/>
+          <w:numId w:val="1015"/>
         </w:numPr>
         <w:pStyle w:val="Compact"/>
       </w:pPr>
@@ -4117,7 +4473,7 @@
       <w:pPr>
         <w:numPr>
           <w:ilvl w:val="0"/>
-          <w:numId w:val="1012"/>
+          <w:numId w:val="1015"/>
         </w:numPr>
         <w:pStyle w:val="Compact"/>
       </w:pPr>
@@ -4155,7 +4511,7 @@
       <w:pPr>
         <w:numPr>
           <w:ilvl w:val="0"/>
-          <w:numId w:val="1012"/>
+          <w:numId w:val="1015"/>
         </w:numPr>
         <w:pStyle w:val="Compact"/>
       </w:pPr>
@@ -4177,7 +4533,7 @@
       <w:pPr>
         <w:numPr>
           <w:ilvl w:val="0"/>
-          <w:numId w:val="1012"/>
+          <w:numId w:val="1015"/>
         </w:numPr>
         <w:pStyle w:val="Compact"/>
       </w:pPr>
@@ -4193,6 +4549,70 @@
       </w:r>
       <w:r>
         <w:t xml:space="preserve">Apart from vacation and parental leave, bookings are possible up to the end of next month.</w:t>
+      </w:r>
+    </w:p>
+    <w:p>
+      <w:pPr>
+        <w:numPr>
+          <w:ilvl w:val="0"/>
+          <w:numId w:val="1015"/>
+        </w:numPr>
+        <w:pStyle w:val="Compact"/>
+      </w:pPr>
+      <w:r>
+        <w:rPr>
+          <w:bCs/>
+          <w:b/>
+        </w:rPr>
+        <w:t xml:space="preserve">I work outside Germany. Could my entries land on the wrong date?</w:t>
+      </w:r>
+      <w:r>
+        <w:t xml:space="preserve"> </w:t>
+      </w:r>
+      <w:r>
+        <w:t xml:space="preserve">No. </w:t>
+      </w:r>
+      <w:r>
+        <w:t xml:space="preserve">“</w:t>
+      </w:r>
+      <w:r>
+        <w:t xml:space="preserve">Today</w:t>
+      </w:r>
+      <w:r>
+        <w:t xml:space="preserve">”</w:t>
+      </w:r>
+      <w:r>
+        <w:t xml:space="preserve"> </w:t>
+      </w:r>
+      <w:r>
+        <w:t xml:space="preserve">is taken from your time zone (profile setting or your device). Check it in the profile menu under</w:t>
+      </w:r>
+      <w:r>
+        <w:t xml:space="preserve"> </w:t>
+      </w:r>
+      <w:r>
+        <w:rPr>
+          <w:bCs/>
+          <w:b/>
+        </w:rPr>
+        <w:t xml:space="preserve">“</w:t>
+      </w:r>
+      <w:r>
+        <w:rPr>
+          <w:bCs/>
+          <w:b/>
+        </w:rPr>
+        <w:t xml:space="preserve">Time zone</w:t>
+      </w:r>
+      <w:r>
+        <w:rPr>
+          <w:bCs/>
+          <w:b/>
+        </w:rPr>
+        <w:t xml:space="preserve">”</w:t>
+      </w:r>
+      <w:r>
+        <w:t xml:space="preserve">.</w:t>
       </w:r>
     </w:p>
     <w:p>
@@ -4214,8 +4634,8 @@
         <w:t xml:space="preserve">Insight Arcs – Time Tracking &amp; Project Forecast · GDPR-compliant (hosting in Germany) · GoBD &amp; ArbZG compliant</w:t>
       </w:r>
     </w:p>
-    <w:bookmarkEnd w:id="37"/>
     <w:bookmarkEnd w:id="38"/>
+    <w:bookmarkEnd w:id="39"/>
     <w:sectPr/>
   </w:body>
 </w:document>
@@ -4649,9 +5069,45 @@
     </w:lvlOverride>
   </w:num>
   <w:num w:numId="1010">
+    <w:abstractNumId w:val="99411"/>
+    <w:lvlOverride w:ilvl="0">
+      <w:startOverride w:val="1"/>
+    </w:lvlOverride>
+    <w:lvlOverride w:ilvl="1">
+      <w:startOverride w:val="1"/>
+    </w:lvlOverride>
+    <w:lvlOverride w:ilvl="2">
+      <w:startOverride w:val="1"/>
+    </w:lvlOverride>
+    <w:lvlOverride w:ilvl="3">
+      <w:startOverride w:val="1"/>
+    </w:lvlOverride>
+    <w:lvlOverride w:ilvl="4">
+      <w:startOverride w:val="1"/>
+    </w:lvlOverride>
+    <w:lvlOverride w:ilvl="5">
+      <w:startOverride w:val="1"/>
+    </w:lvlOverride>
+    <w:lvlOverride w:ilvl="6">
+      <w:startOverride w:val="1"/>
+    </w:lvlOverride>
+    <w:lvlOverride w:ilvl="7">
+      <w:startOverride w:val="1"/>
+    </w:lvlOverride>
+    <w:lvlOverride w:ilvl="8">
+      <w:startOverride w:val="1"/>
+    </w:lvlOverride>
+  </w:num>
+  <w:num w:numId="1011">
     <w:abstractNumId w:val="991"/>
   </w:num>
-  <w:num w:numId="1011">
+  <w:num w:numId="1012">
+    <w:abstractNumId w:val="991"/>
+  </w:num>
+  <w:num w:numId="1013">
+    <w:abstractNumId w:val="991"/>
+  </w:num>
+  <w:num w:numId="1014">
     <w:abstractNumId w:val="99411"/>
     <w:lvlOverride w:ilvl="0">
       <w:startOverride w:val="1"/>
@@ -4681,7 +5137,7 @@
       <w:startOverride w:val="1"/>
     </w:lvlOverride>
   </w:num>
-  <w:num w:numId="1012">
+  <w:num w:numId="1015">
     <w:abstractNumId w:val="991"/>
   </w:num>
 </w:numbering>
